--- a/data/outputs/v2/Core_Mathematics/SS2.3_Rotation/Core_Mathematics_Rotation_SummaryTable.docx
+++ b/data/outputs/v2/Core_Mathematics/SS2.3_Rotation/Core_Mathematics_Rotation_SummaryTable.docx
@@ -38,6 +38,177 @@
           <w:szCs w:val="22"/>
         </w:rPr>
         <w:t xml:space="preserve">Sub-Strand 2.3: Rotation — Teacher Reference (Pre-filled)</w:t>
+      </w:r>
+    </w:p>
+    <w:p>
+      <w:pPr>
+        <w:spacing w:after="80" w:before="120"/>
+      </w:pPr>
+      <w:r>
+        <w:rPr>
+          <w:rFonts w:ascii="Arial" w:cs="Arial" w:eastAsia="Arial" w:hAnsi="Arial"/>
+          <w:b/>
+          <w:bCs/>
+          <w:color w:val="1F3864"/>
+          <w:sz w:val="20"/>
+          <w:szCs w:val="20"/>
+        </w:rPr>
+        <w:t xml:space="preserve">ATTRIBUTION AND LICENSING</w:t>
+      </w:r>
+    </w:p>
+    <w:p>
+      <w:pPr>
+        <w:spacing w:after="60" w:before="0"/>
+      </w:pPr>
+      <w:r>
+        <w:rPr>
+          <w:rFonts w:ascii="Arial" w:cs="Arial" w:eastAsia="Arial" w:hAnsi="Arial"/>
+          <w:b/>
+          <w:bCs/>
+          <w:sz w:val="17"/>
+          <w:szCs w:val="17"/>
+        </w:rPr>
+        <w:t xml:space="preserve">Curriculum Alignment: </w:t>
+      </w:r>
+      <w:r>
+        <w:rPr>
+          <w:rFonts w:ascii="Arial" w:cs="Arial" w:eastAsia="Arial" w:hAnsi="Arial"/>
+          <w:sz w:val="17"/>
+          <w:szCs w:val="17"/>
+        </w:rPr>
+        <w:t xml:space="preserve">Structured in pedagogical alignment with the competence-based curriculum format and learning outcomes established by the Kenya Institute of Curriculum Development (KICD). This material is independently developed and is not officially endorsed or published by KICD.</w:t>
+      </w:r>
+    </w:p>
+    <w:p>
+      <w:pPr>
+        <w:spacing w:after="60" w:before="0"/>
+      </w:pPr>
+      <w:r>
+        <w:rPr>
+          <w:rFonts w:ascii="Arial" w:cs="Arial" w:eastAsia="Arial" w:hAnsi="Arial"/>
+          <w:b/>
+          <w:bCs/>
+          <w:sz w:val="17"/>
+          <w:szCs w:val="17"/>
+        </w:rPr>
+        <w:t xml:space="preserve">Content &amp; Pedagogy: </w:t>
+      </w:r>
+      <w:r>
+        <w:rPr>
+          <w:rFonts w:ascii="Arial" w:cs="Arial" w:eastAsia="Arial" w:hAnsi="Arial"/>
+          <w:sz w:val="17"/>
+          <w:szCs w:val="17"/>
+        </w:rPr>
+        <w:t xml:space="preserve">Developed and adapted by the educator team at SeaVuria (registered 501(c)(3) in the United States and registered NGO in Kenya, No. 872-850A-BF11), who designed the pedagogical framework, lesson templates and exemplar lessons on which this material is based.</w:t>
+      </w:r>
+    </w:p>
+    <w:p>
+      <w:pPr>
+        <w:spacing w:after="60" w:before="0"/>
+      </w:pPr>
+      <w:r>
+        <w:rPr>
+          <w:rFonts w:ascii="Arial" w:cs="Arial" w:eastAsia="Arial" w:hAnsi="Arial"/>
+          <w:b/>
+          <w:bCs/>
+          <w:sz w:val="17"/>
+          <w:szCs w:val="17"/>
+        </w:rPr>
+        <w:t xml:space="preserve">Production &amp; Layout: </w:t>
+      </w:r>
+      <w:r>
+        <w:rPr>
+          <w:rFonts w:ascii="Arial" w:cs="Arial" w:eastAsia="Arial" w:hAnsi="Arial"/>
+          <w:sz w:val="17"/>
+          <w:szCs w:val="17"/>
+        </w:rPr>
+        <w:t xml:space="preserve">Educational design and curriculum sequencing by SeaVuria. Technical layout, structural formatting, and digital optimization/implementation executed in partnership with ARES Education (registered 501(c)(3) in the United States and Canada (as Afretech Aid) and registered NGO in Kenya), with lesson drafting and compilation assisted by AI (Claude, Anthropic).</w:t>
+      </w:r>
+    </w:p>
+    <w:p>
+      <w:pPr>
+        <w:pBdr>
+          <w:bottom w:val="single" w:color="1F3864" w:sz="6" w:space="6"/>
+        </w:pBdr>
+        <w:spacing w:after="60" w:before="0"/>
+      </w:pPr>
+      <w:r>
+        <w:rPr>
+          <w:rFonts w:ascii="Arial" w:cs="Arial" w:eastAsia="Arial" w:hAnsi="Arial"/>
+          <w:b/>
+          <w:bCs/>
+          <w:sz w:val="17"/>
+          <w:szCs w:val="17"/>
+        </w:rPr>
+        <w:t xml:space="preserve">Licensing &amp; Copyright: </w:t>
+      </w:r>
+      <w:r>
+        <w:rPr>
+          <w:rFonts w:ascii="Arial" w:cs="Arial" w:eastAsia="Arial" w:hAnsi="Arial"/>
+          <w:sz w:val="17"/>
+          <w:szCs w:val="17"/>
+        </w:rPr>
+        <w:t xml:space="preserve">© 2026 SeaVuria and ARES. This work is licensed under a </w:t>
+      </w:r>
+      <w:hyperlink w:history="1" r:id="rIdoszt8peys-r64jewhv7yq">
+        <w:r>
+          <w:rPr>
+            <w:rFonts w:ascii="Arial" w:cs="Arial" w:eastAsia="Arial" w:hAnsi="Arial"/>
+            <w:color w:val="1F6B75"/>
+            <w:sz w:val="17"/>
+            <w:szCs w:val="17"/>
+            <w:u w:val="single" w:color="1F6B75"/>
+          </w:rPr>
+          <w:t xml:space="preserve">Creative Commons Attribution-NonCommercial 4.0 International License</w:t>
+        </w:r>
+      </w:hyperlink>
+      <w:r>
+        <w:rPr>
+          <w:rFonts w:ascii="Arial" w:cs="Arial" w:eastAsia="Arial" w:hAnsi="Arial"/>
+          <w:sz w:val="17"/>
+          <w:szCs w:val="17"/>
+        </w:rPr>
+        <w:t xml:space="preserve"> (</w:t>
+      </w:r>
+      <w:hyperlink w:history="1" r:id="rIdga7hhbvjlplqxwtjtrv_p">
+        <w:r>
+          <w:rPr>
+            <w:rFonts w:ascii="Arial" w:cs="Arial" w:eastAsia="Arial" w:hAnsi="Arial"/>
+            <w:color w:val="1F6B75"/>
+            <w:sz w:val="17"/>
+            <w:szCs w:val="17"/>
+            <w:u w:val="single" w:color="1F6B75"/>
+          </w:rPr>
+          <w:t xml:space="preserve">CC BY-NC 4.0</w:t>
+        </w:r>
+      </w:hyperlink>
+      <w:r>
+        <w:rPr>
+          <w:rFonts w:ascii="Arial" w:cs="Arial" w:eastAsia="Arial" w:hAnsi="Arial"/>
+          <w:sz w:val="17"/>
+          <w:szCs w:val="17"/>
+        </w:rPr>
+        <w:t xml:space="preserve">). To view a copy of this license, visit </w:t>
+      </w:r>
+      <w:hyperlink w:history="1" r:id="rIdlz5yooq4oqtlpjbplmbic">
+        <w:r>
+          <w:rPr>
+            <w:rFonts w:ascii="Arial" w:cs="Arial" w:eastAsia="Arial" w:hAnsi="Arial"/>
+            <w:color w:val="1F6B75"/>
+            <w:sz w:val="17"/>
+            <w:szCs w:val="17"/>
+            <w:u w:val="single" w:color="1F6B75"/>
+          </w:rPr>
+          <w:t xml:space="preserve">https://creativecommons.org/licenses/by-nc/4.0/</w:t>
+        </w:r>
+      </w:hyperlink>
+      <w:r>
+        <w:rPr>
+          <w:rFonts w:ascii="Arial" w:cs="Arial" w:eastAsia="Arial" w:hAnsi="Arial"/>
+          <w:sz w:val="17"/>
+          <w:szCs w:val="17"/>
+        </w:rPr>
+        <w:t xml:space="preserve">. You are free to copy, redistribute, and adapt this material in any medium or format, provided appropriate credit is given and the material is not used for commercial purposes. KICD learning outcomes and curriculum designations reproduced here for alignment purposes remain the property of KICD and are not covered by this license. Linked external resources (e.g. CK-12, Khan Academy, PhET) are subject to their own licenses.</w:t>
       </w:r>
     </w:p>
     <w:p>

--- a/data/outputs/v2/Core_Mathematics/SS2.3_Rotation/Core_Mathematics_Rotation_SummaryTable.docx
+++ b/data/outputs/v2/Core_Mathematics/SS2.3_Rotation/Core_Mathematics_Rotation_SummaryTable.docx
@@ -38,177 +38,6 @@
           <w:szCs w:val="22"/>
         </w:rPr>
         <w:t xml:space="preserve">Sub-Strand 2.3: Rotation — Teacher Reference (Pre-filled)</w:t>
-      </w:r>
-    </w:p>
-    <w:p>
-      <w:pPr>
-        <w:spacing w:after="80" w:before="120"/>
-      </w:pPr>
-      <w:r>
-        <w:rPr>
-          <w:rFonts w:ascii="Arial" w:cs="Arial" w:eastAsia="Arial" w:hAnsi="Arial"/>
-          <w:b/>
-          <w:bCs/>
-          <w:color w:val="1F3864"/>
-          <w:sz w:val="20"/>
-          <w:szCs w:val="20"/>
-        </w:rPr>
-        <w:t xml:space="preserve">ATTRIBUTION AND LICENSING</w:t>
-      </w:r>
-    </w:p>
-    <w:p>
-      <w:pPr>
-        <w:spacing w:after="60" w:before="0"/>
-      </w:pPr>
-      <w:r>
-        <w:rPr>
-          <w:rFonts w:ascii="Arial" w:cs="Arial" w:eastAsia="Arial" w:hAnsi="Arial"/>
-          <w:b/>
-          <w:bCs/>
-          <w:sz w:val="17"/>
-          <w:szCs w:val="17"/>
-        </w:rPr>
-        <w:t xml:space="preserve">Curriculum Alignment: </w:t>
-      </w:r>
-      <w:r>
-        <w:rPr>
-          <w:rFonts w:ascii="Arial" w:cs="Arial" w:eastAsia="Arial" w:hAnsi="Arial"/>
-          <w:sz w:val="17"/>
-          <w:szCs w:val="17"/>
-        </w:rPr>
-        <w:t xml:space="preserve">Structured in pedagogical alignment with the competence-based curriculum format and learning outcomes established by the Kenya Institute of Curriculum Development (KICD). This material is independently developed and is not officially endorsed or published by KICD.</w:t>
-      </w:r>
-    </w:p>
-    <w:p>
-      <w:pPr>
-        <w:spacing w:after="60" w:before="0"/>
-      </w:pPr>
-      <w:r>
-        <w:rPr>
-          <w:rFonts w:ascii="Arial" w:cs="Arial" w:eastAsia="Arial" w:hAnsi="Arial"/>
-          <w:b/>
-          <w:bCs/>
-          <w:sz w:val="17"/>
-          <w:szCs w:val="17"/>
-        </w:rPr>
-        <w:t xml:space="preserve">Content &amp; Pedagogy: </w:t>
-      </w:r>
-      <w:r>
-        <w:rPr>
-          <w:rFonts w:ascii="Arial" w:cs="Arial" w:eastAsia="Arial" w:hAnsi="Arial"/>
-          <w:sz w:val="17"/>
-          <w:szCs w:val="17"/>
-        </w:rPr>
-        <w:t xml:space="preserve">Developed and adapted by the educator team at SeaVuria (registered 501(c)(3) in the United States and registered NGO in Kenya, No. 872-850A-BF11), who designed the pedagogical framework, lesson templates and exemplar lessons on which this material is based.</w:t>
-      </w:r>
-    </w:p>
-    <w:p>
-      <w:pPr>
-        <w:spacing w:after="60" w:before="0"/>
-      </w:pPr>
-      <w:r>
-        <w:rPr>
-          <w:rFonts w:ascii="Arial" w:cs="Arial" w:eastAsia="Arial" w:hAnsi="Arial"/>
-          <w:b/>
-          <w:bCs/>
-          <w:sz w:val="17"/>
-          <w:szCs w:val="17"/>
-        </w:rPr>
-        <w:t xml:space="preserve">Production &amp; Layout: </w:t>
-      </w:r>
-      <w:r>
-        <w:rPr>
-          <w:rFonts w:ascii="Arial" w:cs="Arial" w:eastAsia="Arial" w:hAnsi="Arial"/>
-          <w:sz w:val="17"/>
-          <w:szCs w:val="17"/>
-        </w:rPr>
-        <w:t xml:space="preserve">Educational design and curriculum sequencing by SeaVuria. Technical layout, structural formatting, and digital optimization/implementation executed in partnership with ARES Education (registered 501(c)(3) in the United States and Canada (as Afretech Aid) and registered NGO in Kenya), with lesson drafting and compilation assisted by AI (Claude, Anthropic).</w:t>
-      </w:r>
-    </w:p>
-    <w:p>
-      <w:pPr>
-        <w:pBdr>
-          <w:bottom w:val="single" w:color="1F3864" w:sz="6" w:space="6"/>
-        </w:pBdr>
-        <w:spacing w:after="60" w:before="0"/>
-      </w:pPr>
-      <w:r>
-        <w:rPr>
-          <w:rFonts w:ascii="Arial" w:cs="Arial" w:eastAsia="Arial" w:hAnsi="Arial"/>
-          <w:b/>
-          <w:bCs/>
-          <w:sz w:val="17"/>
-          <w:szCs w:val="17"/>
-        </w:rPr>
-        <w:t xml:space="preserve">Licensing &amp; Copyright: </w:t>
-      </w:r>
-      <w:r>
-        <w:rPr>
-          <w:rFonts w:ascii="Arial" w:cs="Arial" w:eastAsia="Arial" w:hAnsi="Arial"/>
-          <w:sz w:val="17"/>
-          <w:szCs w:val="17"/>
-        </w:rPr>
-        <w:t xml:space="preserve">© 2026 SeaVuria and ARES. This work is licensed under a </w:t>
-      </w:r>
-      <w:hyperlink w:history="1" r:id="rIdoszt8peys-r64jewhv7yq">
-        <w:r>
-          <w:rPr>
-            <w:rFonts w:ascii="Arial" w:cs="Arial" w:eastAsia="Arial" w:hAnsi="Arial"/>
-            <w:color w:val="1F6B75"/>
-            <w:sz w:val="17"/>
-            <w:szCs w:val="17"/>
-            <w:u w:val="single" w:color="1F6B75"/>
-          </w:rPr>
-          <w:t xml:space="preserve">Creative Commons Attribution-NonCommercial 4.0 International License</w:t>
-        </w:r>
-      </w:hyperlink>
-      <w:r>
-        <w:rPr>
-          <w:rFonts w:ascii="Arial" w:cs="Arial" w:eastAsia="Arial" w:hAnsi="Arial"/>
-          <w:sz w:val="17"/>
-          <w:szCs w:val="17"/>
-        </w:rPr>
-        <w:t xml:space="preserve"> (</w:t>
-      </w:r>
-      <w:hyperlink w:history="1" r:id="rIdga7hhbvjlplqxwtjtrv_p">
-        <w:r>
-          <w:rPr>
-            <w:rFonts w:ascii="Arial" w:cs="Arial" w:eastAsia="Arial" w:hAnsi="Arial"/>
-            <w:color w:val="1F6B75"/>
-            <w:sz w:val="17"/>
-            <w:szCs w:val="17"/>
-            <w:u w:val="single" w:color="1F6B75"/>
-          </w:rPr>
-          <w:t xml:space="preserve">CC BY-NC 4.0</w:t>
-        </w:r>
-      </w:hyperlink>
-      <w:r>
-        <w:rPr>
-          <w:rFonts w:ascii="Arial" w:cs="Arial" w:eastAsia="Arial" w:hAnsi="Arial"/>
-          <w:sz w:val="17"/>
-          <w:szCs w:val="17"/>
-        </w:rPr>
-        <w:t xml:space="preserve">). To view a copy of this license, visit </w:t>
-      </w:r>
-      <w:hyperlink w:history="1" r:id="rIdlz5yooq4oqtlpjbplmbic">
-        <w:r>
-          <w:rPr>
-            <w:rFonts w:ascii="Arial" w:cs="Arial" w:eastAsia="Arial" w:hAnsi="Arial"/>
-            <w:color w:val="1F6B75"/>
-            <w:sz w:val="17"/>
-            <w:szCs w:val="17"/>
-            <w:u w:val="single" w:color="1F6B75"/>
-          </w:rPr>
-          <w:t xml:space="preserve">https://creativecommons.org/licenses/by-nc/4.0/</w:t>
-        </w:r>
-      </w:hyperlink>
-      <w:r>
-        <w:rPr>
-          <w:rFonts w:ascii="Arial" w:cs="Arial" w:eastAsia="Arial" w:hAnsi="Arial"/>
-          <w:sz w:val="17"/>
-          <w:szCs w:val="17"/>
-        </w:rPr>
-        <w:t xml:space="preserve">. You are free to copy, redistribute, and adapt this material in any medium or format, provided appropriate credit is given and the material is not used for commercial purposes. KICD learning outcomes and curriculum designations reproduced here for alignment purposes remain the property of KICD and are not covered by this license. Linked external resources (e.g. CK-12, Khan Academy, PhET) are subject to their own licenses.</w:t>
       </w:r>
     </w:p>
     <w:p>
@@ -1848,6 +1677,185 @@
         </w:tc>
       </w:tr>
     </w:tbl>
+    <w:p>
+      <w:pPr>
+        <w:spacing w:after="120"/>
+      </w:pPr>
+      <w:r>
+        <w:t xml:space="preserve"/>
+      </w:r>
+    </w:p>
+    <w:p>
+      <w:pPr>
+        <w:spacing w:after="80" w:before="120"/>
+      </w:pPr>
+      <w:r>
+        <w:rPr>
+          <w:rFonts w:ascii="Arial" w:cs="Arial" w:eastAsia="Arial" w:hAnsi="Arial"/>
+          <w:b/>
+          <w:bCs/>
+          <w:color w:val="1F3864"/>
+          <w:sz w:val="20"/>
+          <w:szCs w:val="20"/>
+        </w:rPr>
+        <w:t xml:space="preserve">ATTRIBUTION AND LICENSING</w:t>
+      </w:r>
+    </w:p>
+    <w:p>
+      <w:pPr>
+        <w:spacing w:after="60" w:before="0"/>
+      </w:pPr>
+      <w:r>
+        <w:rPr>
+          <w:rFonts w:ascii="Arial" w:cs="Arial" w:eastAsia="Arial" w:hAnsi="Arial"/>
+          <w:b/>
+          <w:bCs/>
+          <w:sz w:val="17"/>
+          <w:szCs w:val="17"/>
+        </w:rPr>
+        <w:t xml:space="preserve">Curriculum Alignment: </w:t>
+      </w:r>
+      <w:r>
+        <w:rPr>
+          <w:rFonts w:ascii="Arial" w:cs="Arial" w:eastAsia="Arial" w:hAnsi="Arial"/>
+          <w:sz w:val="17"/>
+          <w:szCs w:val="17"/>
+        </w:rPr>
+        <w:t xml:space="preserve">Structured in pedagogical alignment with the competence-based curriculum format and learning outcomes established by the Kenya Institute of Curriculum Development (KICD). This material is independently developed and is not officially endorsed or published by KICD.</w:t>
+      </w:r>
+    </w:p>
+    <w:p>
+      <w:pPr>
+        <w:spacing w:after="60" w:before="0"/>
+      </w:pPr>
+      <w:r>
+        <w:rPr>
+          <w:rFonts w:ascii="Arial" w:cs="Arial" w:eastAsia="Arial" w:hAnsi="Arial"/>
+          <w:b/>
+          <w:bCs/>
+          <w:sz w:val="17"/>
+          <w:szCs w:val="17"/>
+        </w:rPr>
+        <w:t xml:space="preserve">Content &amp; Pedagogy: </w:t>
+      </w:r>
+      <w:r>
+        <w:rPr>
+          <w:rFonts w:ascii="Arial" w:cs="Arial" w:eastAsia="Arial" w:hAnsi="Arial"/>
+          <w:sz w:val="17"/>
+          <w:szCs w:val="17"/>
+        </w:rPr>
+        <w:t xml:space="preserve">Developed and adapted by the educator team at SeaVuria (registered 501(c)(3) in the United States and registered NGO in Kenya, No. 872-850A-BF11), who designed the pedagogical framework, lesson templates and exemplar lessons on which this material is based.</w:t>
+      </w:r>
+    </w:p>
+    <w:p>
+      <w:pPr>
+        <w:spacing w:after="60" w:before="0"/>
+      </w:pPr>
+      <w:r>
+        <w:rPr>
+          <w:rFonts w:ascii="Arial" w:cs="Arial" w:eastAsia="Arial" w:hAnsi="Arial"/>
+          <w:b/>
+          <w:bCs/>
+          <w:sz w:val="17"/>
+          <w:szCs w:val="17"/>
+        </w:rPr>
+        <w:t xml:space="preserve">Production &amp; Layout: </w:t>
+      </w:r>
+      <w:r>
+        <w:rPr>
+          <w:rFonts w:ascii="Arial" w:cs="Arial" w:eastAsia="Arial" w:hAnsi="Arial"/>
+          <w:sz w:val="17"/>
+          <w:szCs w:val="17"/>
+        </w:rPr>
+        <w:t xml:space="preserve">Educational design and curriculum sequencing by SeaVuria. Technical layout, structural formatting, and digital optimization/implementation executed in partnership with ARES Education (registered 501(c)(3) in the United States and Canada (as Afretech Aid) and registered NGO in Kenya), with lesson drafting and compilation assisted by AI (Claude, Anthropic).</w:t>
+      </w:r>
+    </w:p>
+    <w:p>
+      <w:pPr>
+        <w:pBdr>
+          <w:bottom w:val="single" w:color="1F3864" w:sz="6" w:space="6"/>
+        </w:pBdr>
+        <w:spacing w:after="60" w:before="0"/>
+      </w:pPr>
+      <w:r>
+        <w:rPr>
+          <w:rFonts w:ascii="Arial" w:cs="Arial" w:eastAsia="Arial" w:hAnsi="Arial"/>
+          <w:b/>
+          <w:bCs/>
+          <w:sz w:val="17"/>
+          <w:szCs w:val="17"/>
+        </w:rPr>
+        <w:t xml:space="preserve">Licensing &amp; Copyright: </w:t>
+      </w:r>
+      <w:r>
+        <w:rPr>
+          <w:rFonts w:ascii="Arial" w:cs="Arial" w:eastAsia="Arial" w:hAnsi="Arial"/>
+          <w:sz w:val="17"/>
+          <w:szCs w:val="17"/>
+        </w:rPr>
+        <w:t xml:space="preserve">© 2026 SeaVuria and ARES. This work is licensed under a </w:t>
+      </w:r>
+      <w:hyperlink w:history="1" r:id="rIdsxtytwurueewnqc-uzxfc">
+        <w:r>
+          <w:rPr>
+            <w:rFonts w:ascii="Arial" w:cs="Arial" w:eastAsia="Arial" w:hAnsi="Arial"/>
+            <w:color w:val="1F6B75"/>
+            <w:sz w:val="17"/>
+            <w:szCs w:val="17"/>
+            <w:u w:val="single" w:color="1F6B75"/>
+          </w:rPr>
+          <w:t xml:space="preserve">Creative Commons Attribution-NonCommercial 4.0 International License</w:t>
+        </w:r>
+      </w:hyperlink>
+      <w:r>
+        <w:rPr>
+          <w:rFonts w:ascii="Arial" w:cs="Arial" w:eastAsia="Arial" w:hAnsi="Arial"/>
+          <w:sz w:val="17"/>
+          <w:szCs w:val="17"/>
+        </w:rPr>
+        <w:t xml:space="preserve"> (</w:t>
+      </w:r>
+      <w:hyperlink w:history="1" r:id="rIdkfurzg3wvacpzzhxzn7ib">
+        <w:r>
+          <w:rPr>
+            <w:rFonts w:ascii="Arial" w:cs="Arial" w:eastAsia="Arial" w:hAnsi="Arial"/>
+            <w:color w:val="1F6B75"/>
+            <w:sz w:val="17"/>
+            <w:szCs w:val="17"/>
+            <w:u w:val="single" w:color="1F6B75"/>
+          </w:rPr>
+          <w:t xml:space="preserve">CC BY-NC 4.0</w:t>
+        </w:r>
+      </w:hyperlink>
+      <w:r>
+        <w:rPr>
+          <w:rFonts w:ascii="Arial" w:cs="Arial" w:eastAsia="Arial" w:hAnsi="Arial"/>
+          <w:sz w:val="17"/>
+          <w:szCs w:val="17"/>
+        </w:rPr>
+        <w:t xml:space="preserve">). To view a copy of this license, visit </w:t>
+      </w:r>
+      <w:hyperlink w:history="1" r:id="rIdibaj5obyt7b1-znhsulck">
+        <w:r>
+          <w:rPr>
+            <w:rFonts w:ascii="Arial" w:cs="Arial" w:eastAsia="Arial" w:hAnsi="Arial"/>
+            <w:color w:val="1F6B75"/>
+            <w:sz w:val="17"/>
+            <w:szCs w:val="17"/>
+            <w:u w:val="single" w:color="1F6B75"/>
+          </w:rPr>
+          <w:t xml:space="preserve">https://creativecommons.org/licenses/by-nc/4.0/</w:t>
+        </w:r>
+      </w:hyperlink>
+      <w:r>
+        <w:rPr>
+          <w:rFonts w:ascii="Arial" w:cs="Arial" w:eastAsia="Arial" w:hAnsi="Arial"/>
+          <w:sz w:val="17"/>
+          <w:szCs w:val="17"/>
+        </w:rPr>
+        <w:t xml:space="preserve">. You are free to copy, redistribute, and adapt this material in any medium or format, provided appropriate credit is given and the material is not used for commercial purposes. KICD learning outcomes and curriculum designations reproduced here for alignment purposes remain the property of KICD and are not covered by this license. Linked external resources (e.g. CK-12, Khan Academy, PhET) are subject to their own licenses.</w:t>
+      </w:r>
+    </w:p>
     <w:sectPr>
       <w:pgSz w:w="15840" w:h="12240" w:orient="landscape"/>
       <w:pgMar w:top="1080" w:right="1080" w:bottom="1080" w:left="1080" w:header="708" w:footer="708" w:gutter="0"/>

--- a/data/outputs/v2/Core_Mathematics/SS2.3_Rotation/Core_Mathematics_Rotation_SummaryTable.docx
+++ b/data/outputs/v2/Core_Mathematics/SS2.3_Rotation/Core_Mathematics_Rotation_SummaryTable.docx
@@ -564,7 +564,7 @@
                 <w:sz w:val="18"/>
                 <w:szCs w:val="18"/>
               </w:rPr>
-              <w:t xml:space="preserve">Using card-arrow clocks (improvised hands pinned at a centre point), learners physically rotated the arrow and tracked chosen points on the hand. They measured the distance from each tracked point to the pin (centre) before and after rotation, and observed that this distance never changed regardless of how far the hand was turned. They also noted that the hand swept through a measurable angle and that the direction of turning (clockwise or anticlockwise) determined where the tip ended up.</w:t>
+              <w:t xml:space="preserve">Learners observed the minute hand of the University of Nairobi Administration Block clock at four positions — 12:00, 12:15, 12:30, and 12:45 — and noted that the hand's length and shape remained identical at every position while its direction changed completely.</w:t>
             </w:r>
           </w:p>
         </w:tc>
@@ -596,7 +596,7 @@
                 <w:sz w:val="18"/>
                 <w:szCs w:val="18"/>
               </w:rPr>
-              <w:t xml:space="preserve">Every point on a rotating object remains exactly the same distance from the centre of rotation before and after the turn. A rotation is fully described by three things: (1) the centre of rotation — the fixed pivot point, (2) the angle of rotation — how many degrees the object turns, and (3) the direction of rotation — clockwise (CW) or anticlockwise (ACW). These three elements are the minimum information needed to define any rotation uniquely.</w:t>
+              <w:t xml:space="preserve">Learners discovered, through the improvised card-arrow clock investigation, that every point on a rotating object stays the same distance from the centre of rotation — and that this type of motion (rotation) is distinct from a translation (slide) or a reflection (flip). Key vocabulary introduced: centre of rotation, angle of rotation, clockwise, anticlockwise.</w:t>
             </w:r>
           </w:p>
         </w:tc>
@@ -628,7 +628,7 @@
                 <w:sz w:val="18"/>
                 <w:szCs w:val="18"/>
               </w:rPr>
-              <w:t xml:space="preserve">Pedagogical note: This lesson anchors the entire sub-strand to the driving question. When learners measure equal radii before and after turning, they are building the intuition that rotation is a distance-preserving transformation — a fact they will formalise in Lesson 2. Ensure every learner records the three descriptors (centre, angle, direction) in their notes using the University of Nairobi clock as the concrete referent. Cold-call at least four learners to state all three descriptors aloud before closing. Common misconception to address: some learners will claim the centre itself 'moves slightly' — have them re-measure carefully to correct this.</w:t>
+              <w:t xml:space="preserve">Learners explained that the clock hand is performing a rotation about a fixed centre point, that no stretching or flipping occurs, and that the distance from the centre to any point on the hand is preserved. They recorded this as a boxed property in their Rotation Model Journals and posted their initial questions and first partial answers on the class Driving Question Board.</w:t>
             </w:r>
           </w:p>
         </w:tc>
@@ -713,7 +713,7 @@
                 <w:sz w:val="18"/>
                 <w:szCs w:val="18"/>
               </w:rPr>
-              <w:t xml:space="preserve">Learners rotated cut-out triangles and quadrilaterals on dot paper about a marked centre, then traced both the object and its image. They measured corresponding sides and angles of the object and image using rulers and protractors, and compared the distances of corresponding vertices from the centre of rotation. They also examined whether the cyclic order of vertices (going around the shape) changed after rotation.</w:t>
+              <w:t xml:space="preserve">Learners physically rotated paper cutouts of triangles and quadrilaterals about a fixed pin through angles of 90°, 180°, and 270° in both clockwise and anticlockwise directions, tracing object and image positions on A3 plain paper and recording measurements of corresponding sides, angles, distances from centre (OA, OA′, OB, OB′), and angular displacements (angle AOA′, BOB′, COC′) in a structured group observation table.</w:t>
             </w:r>
           </w:p>
         </w:tc>
@@ -745,7 +745,7 @@
                 <w:sz w:val="18"/>
                 <w:szCs w:val="18"/>
               </w:rPr>
-              <w:t xml:space="preserve">Rotation has four properties that learners co-constructed: (1) Congruence — the image is exactly the same shape and size as the object; all corresponding sides and angles are equal. (2) Equidistance from centre — every object point and its corresponding image point are the same distance from the centre of rotation. (3) Equal angles at centre — the angle formed at the centre between any object point and its image point equals the angle of rotation. (4) Opposite (indirect) congruence — the cyclic order of vertices is reversed in the image, so the image cannot be superimposed on the object by sliding alone; a physical flip would be needed if the rotation were 'unwound'.</w:t>
+              <w:t xml:space="preserve">Learners discovered and co-constructed the four properties of rotation: (1) the object and image are congruent — all corresponding sides and angles are equal; (2) the centre of rotation is invariant — it is the only point that does not move; (3) every point on the object moves through exactly the same angle about the centre; (4) the direction of rotation (clockwise vs. anticlockwise) determines where the image ends up, so direction must always be specified. These properties were connected to the movement of the University of Nairobi clock minute hand (the anchoring phenomenon) and to the rotating millstone of a posho mill in Kericho (the supporting phenomenon).</w:t>
             </w:r>
           </w:p>
         </w:tc>
@@ -777,7 +777,7 @@
                 <w:sz w:val="18"/>
                 <w:szCs w:val="18"/>
               </w:rPr>
-              <w:t xml:space="preserve">Pedagogical note: Property 3 is the key bridge to the coordinate rules learners will use in Lessons 3–4. Emphasise that the angle at the centre between OA and OA′ is always equal to the stated angle of rotation — this is what makes rotation predictable and rule-governed. Use the clock analogy: the minute hand sweeps the same angle from every marked minute position to the next. Provide wait time of at least 30 seconds after asking 'Why must the image be congruent to the object?' before cold-calling. Target learners who measured results but have not yet articulated the reason (distance preservation).</w:t>
+              <w:t xml:space="preserve">Learners updated their cumulative annotated sketch model of the University of Nairobi clock, adding colour-coded arcs showing equal 90° angular displacement from multiple points on the minute hand, labelling the clock centre as 'invariant', recording the four properties in a box, and adding a posho mill millstone sketch with its axle labelled as 'centre of rotation'. Learners also updated the Driving Question Board with evidence notes (green) linking today's findings to prior DQB questions and new wonder notes (orange) pointing toward how exact image coordinates can be calculated — the focus of Lesson 3.</w:t>
             </w:r>
           </w:p>
         </w:tc>
@@ -830,7 +830,7 @@
                 <w:sz w:val="18"/>
                 <w:szCs w:val="18"/>
               </w:rPr>
-              <w:t xml:space="preserve">Rotating Shapes on Paper: Constructing Rotation with Compass and Protractor</w:t>
+              <w:t xml:space="preserve">Rotating Objects on a Plane Surface — Constructing Images with a Geometrical Set</w:t>
             </w:r>
           </w:p>
         </w:tc>
@@ -862,7 +862,7 @@
                 <w:sz w:val="18"/>
                 <w:szCs w:val="18"/>
               </w:rPr>
-              <w:t xml:space="preserve">Learners used a compass and protractor to rotate given triangles and quadrilaterals about a specified centre (both inside and outside the shape) through given angles (90°, 120°, 180°) in specified directions. For each vertex, they (i) drew a ray from the centre through the vertex, (ii) used the protractor to measure the required angle in the correct direction, (iii) used the compass to mark the image vertex at the same radius, then connected image vertices to complete the image shape.</w:t>
+              <w:t xml:space="preserve">Learners observed that using a compass pin at the fixed centre O, a compass arc preserving the distance from O to each vertex, and a protractor measuring the given angle produces a precise image of any polygon — and that changing the position of the centre (inside, outside, or on the boundary of the object) changes where the image lands but does not change the four-step construction method.</w:t>
             </w:r>
           </w:p>
         </w:tc>
@@ -894,7 +894,7 @@
                 <w:sz w:val="18"/>
                 <w:szCs w:val="18"/>
               </w:rPr>
-              <w:t xml:space="preserve">The formal paper-construction procedure for rotating a point P about centre O through angle θ is: (1) draw segment OP; (2) at O, use a protractor to construct an angle of θ in the required direction from OP; (3) mark P′ on the new ray at distance OP (using a compass set to radius OP). Repeat for every vertex, then join the image vertices in order. The image produced is congruent to the object and every image vertex lies on the same circle (centred at O) as its corresponding object vertex. This procedure works for any centre, any angle, and any direction.</w:t>
+              <w:t xml:space="preserve">The four-step construction method for rotating an object on a plain surface: (1) mark the centre of rotation; (2) draw rays from the centre through each vertex; (3) use a compass to preserve the distance from centre to each vertex; (4) use a protractor to measure the specified angle at the centre and mark the image vertex. The centre is always the only invariant point, regardless of its position relative to the object.</w:t>
             </w:r>
           </w:p>
         </w:tc>
@@ -926,7 +926,7 @@
                 <w:sz w:val="18"/>
                 <w:szCs w:val="18"/>
               </w:rPr>
-              <w:t xml:space="preserve">Pedagogical note: Many learners confuse the direction of angle measurement — stress that CW means the image ray is to the right of the object ray when viewed from above, matching the direction the University of Nairobi clock hands move. A common error is resetting the compass between vertices; remind learners to keep the compass opening fixed only when copying the same radius. Circulate and check that learners measure the angle at O (not at the vertex). After practice, ask: 'How does this construction connect back to Property 3 from Lesson 2?' — this reinforces coherence across lessons.</w:t>
+              <w:t xml:space="preserve">The construction method directly models what the University of Nairobi clock's minute hand does: the compass pin represents the fixed clock centre, the compass arc represents the constant length of the hand from axle to tip, and the protractor angle represents the angular sweep of the hand. Constructing the hand at 12:15 (90° clockwise) and 12:45 (270° clockwise) on the clock model showed that the same four-step method predicts the exact position of every point on the hand — beginning to answer the driving question about the mathematical rules governing where every point ends up.</w:t>
             </w:r>
           </w:p>
         </w:tc>
@@ -979,7 +979,7 @@
                 <w:sz w:val="18"/>
                 <w:szCs w:val="18"/>
               </w:rPr>
-              <w:t xml:space="preserve">Rotation on the Cartesian Plane: Coordinate Rules</w:t>
+              <w:t xml:space="preserve">Rotation on the Cartesian Plane — Discovering and Applying Coordinate Rules</w:t>
             </w:r>
           </w:p>
         </w:tc>
@@ -1011,7 +1011,7 @@
                 <w:sz w:val="18"/>
                 <w:szCs w:val="18"/>
               </w:rPr>
-              <w:t xml:space="preserve">Learners plotted simple shapes (triangles with integer coordinates) on squared-paper Cartesian grids, then applied rotation rules to generate image coordinates without a protractor. They verified each image by also constructing it with a protractor/compass, confirming both methods give the same result. The four rules investigated were: 90° ACW (or 270° CW): (x, y) → (−y, x); 90° CW (or 270° ACW): (x, y) → (y, −x); 180° (either direction): (x, y) → (−x, −y); 360°: (x, y) → (x, y).</w:t>
+              <w:t xml:space="preserve">Learners plotted triangle ABC on a Cartesian grid and constructed its rotated images through 90° anticlockwise, 90° clockwise, and 180° about the origin using their geometrical sets. They recorded the before-and-after coordinates of all three vertices in a structured table and circled numerical patterns between the original and image coordinates. They also observed that the distance of each vertex from the origin is identical in the object and all three images, confirming the distance-preservation property of rotation on a coordinate grid.</w:t>
             </w:r>
           </w:p>
         </w:tc>
@@ -1043,7 +1043,7 @@
                 <w:sz w:val="18"/>
                 <w:szCs w:val="18"/>
               </w:rPr>
-              <w:t xml:space="preserve">For rotations about the origin O(0, 0), four coordinate transformation rules apply: (1) 90° anticlockwise: (x, y) → (−y, x). (2) 90° clockwise: (x, y) → (y, −x). (3) 180°: (x, y) → (−x, −y). (4) 360°: (x, y) → (x, y) — the identity, returning every point to itself. These rules are exact and eliminate the measurement error inherent in protractor constructions. When the centre is not the origin, learners translate the centre to the origin, apply the rule, then translate back. The rules are consistent with the properties established in Lesson 2: distances from the origin are preserved because (−y)² + x² = x² + y².</w:t>
+              <w:t xml:space="preserve">From the coordinate tables, learners inductively discovered and then formalised four algebraic rules: 90° anticlockwise about the origin maps (x, y) → (−y, x); 90° clockwise maps (x, y) → (y, −x); 180° maps (x, y) → (−x, −y); and 270° anticlockwise gives the same result as 90° clockwise. They also learned the translate-apply-translate-back strategy for rotating about a centre other than the origin, and applied all rules to the Kasarani football context to calculate the new position of a marked point after successive rotations.</w:t>
             </w:r>
           </w:p>
         </w:tc>
@@ -1075,7 +1075,7 @@
                 <w:sz w:val="18"/>
                 <w:szCs w:val="18"/>
               </w:rPr>
-              <w:t xml:space="preserve">Pedagogical note: Connect 360° explicitly to the driving question — when the University of Nairobi minute hand completes a full journey, every point returns to (x, y): mathematically, nothing has changed in position. Use this to discuss why 360° = 0° as a rotation. A powerful diagnostic question: 'A point is at (3, 4). After a 90° CW rotation about the origin, where is it? Check your answer using the distance formula.' (Answer: (4, −3); distance from origin = 5 both times.) Cold-call at least five learners with different starting points to build fluency before setting independent practice.</w:t>
+              <w:t xml:space="preserve">The coordinate rules explain precisely what happens to every point on the University of Nairobi clock minute hand as it rotates: each point's distance from the centre (the clock's pivot) is preserved — confirmed algebraically because √((−y)² + x²) = √(x² + y²) — and its new position after any multiple of 90° can be calculated exactly without drawing. The minute hand tip at (0, 5) on a grid maps to (−5, 0) after 90° anticlockwise (12:15 position), (0, −5) after 180° (12:30), and (5, 0) after 270° anticlockwise (12:45), precisely matching the four clock positions from the anchoring phenomenon. Mathematical rules, not just construction, now govern where every point ends up.</w:t>
             </w:r>
           </w:p>
         </w:tc>
@@ -1160,7 +1160,7 @@
                 <w:sz w:val="18"/>
                 <w:szCs w:val="18"/>
               </w:rPr>
-              <w:t xml:space="preserve">Given only an object and its image (no centre marked), learners used the perpendicular bisector method to locate the centre of rotation: they drew perpendicular bisectors of segments joining at least two pairs of corresponding vertices and identified their intersection as the centre O. They then measured the angle at O between one object–image vertex pair to determine the angle of rotation, and used the vertex order to determine direction.</w:t>
+              <w:t xml:space="preserve">Learners observed that a triangle and its rotated image — with no centre or angle given — contain enough geometric information to reconstruct the rotation completely. They saw, through their own compass-and-ruler construction, that the perpendicular bisectors of two object–image point-pair segments always meet at a single point: the centre of rotation. They also observed that the angle measured at that centre between any object point and its image point is the same for all corresponding pairs.</w:t>
             </w:r>
           </w:p>
         </w:tc>
@@ -1192,7 +1192,7 @@
                 <w:sz w:val="18"/>
                 <w:szCs w:val="18"/>
               </w:rPr>
-              <w:t xml:space="preserve">The centre of rotation is the unique point equidistant from each object vertex and its corresponding image vertex. It therefore lies on the perpendicular bisector of the segment joining every object–image vertex pair. In practice: (i) draw segments AA′ and BB′ (joining corresponding vertices); (ii) construct the perpendicular bisector of each segment; (iii) their intersection is the centre O. The angle of rotation equals ∠AOA′ (measured at O), and the direction is determined by whether the image vertices are arranged clockwise or anticlockwise relative to the object vertices when viewed from O. This is the reverse problem of Lessons 3–4 and completes the bidirectional understanding of rotation.</w:t>
+              <w:t xml:space="preserve">Learners learned that: (i) the centre of rotation is equidistant from each object point and its corresponding image point, so it lies on the perpendicular bisector of every object–image segment; (ii) two perpendicular bisectors are sufficient to uniquely locate the centre; (iii) the angle of rotation is measured at the centre between the object ray and the image ray, using a protractor; (iv) the result can be verified by performing the rotation and checking it maps the object onto the image; (v) this reverse-engineering method works on both plain paper and the Cartesian plane.</w:t>
             </w:r>
           </w:p>
         </w:tc>
@@ -1224,7 +1224,7 @@
                 <w:sz w:val="18"/>
                 <w:szCs w:val="18"/>
               </w:rPr>
-              <w:t xml:space="preserve">Pedagogical note: This lesson develops the NGSS practice of 'analysing and interpreting data' — learners work backwards from evidence (the object and image) to reconstruct the transformation. Emphasise accuracy in bisector construction; a 1 mm error in drawing the perpendicular bisector can shift the apparent centre significantly. A useful check: measure OA, OA′, OB, OB′ — all four should be equal. Connect to the driving question: 'If you saw a photograph of the University of Nairobi clock at two different times but the face was blank, how would you find the angle the hand had rotated?' This makes the investigation feel purposeful.</w:t>
+              <w:t xml:space="preserve">The mathematical explanation is: for any rotation, every point P and its image P' are equidistant from the centre O (since rotation preserves distances). Therefore O lies on the perpendicular bisector of PP'. This is true for every corresponding pair, so the perpendicular bisectors of PP' and QQ' both pass through O — their intersection is therefore uniquely O. The angle of rotation is ∠POP', which equals ∠QOQ' for all corresponding pairs. This is a consequence of the isometric (distance-preserving) nature of rotation.</w:t>
             </w:r>
           </w:p>
         </w:tc>
@@ -1309,7 +1309,7 @@
                 <w:sz w:val="18"/>
                 <w:szCs w:val="18"/>
               </w:rPr>
-              <w:t xml:space="preserve">Learners rotated cut-outs and 3-D models (cubes, square-based pyramids, cylinders) about their centres of symmetry and counted how many times the shape mapped exactly onto itself within a full 360° turn. They recorded results in a table and derived the minimum angle of rotational symmetry for each figure. Kenyan cultural objects — including the shape of a Maasai shield (approximate bilateral/rotational symmetry), a circular ugali plate, and a hexagonal beehive cell — were included as reference shapes.</w:t>
+              <w:t xml:space="preserve">Learners physically rotated paper cutouts of an equilateral triangle, a square, and a regular hexagon about a pin-held centre point and counted the number of times each shape mapped exactly onto its own outline in one full 360° rotation. They also examined and rotated models of a square pyramid, triangular prism, cone, and tetrahedron to identify each solid's axis and order of rotational symmetry. Results were compiled into a class table on the Driving Question Board.</w:t>
             </w:r>
           </w:p>
         </w:tc>
@@ -1341,7 +1341,7 @@
                 <w:sz w:val="18"/>
                 <w:szCs w:val="18"/>
               </w:rPr>
-              <w:t xml:space="preserve">A plane figure has rotational symmetry of order n if it maps onto itself exactly n times during a full 360° rotation about its centre. The minimum angle of rotation for each mapping is 360°/n. Key results: equilateral triangle — order 3, minimum angle 120°; square — order 4, minimum angle 90°; regular hexagon — order 6, minimum angle 60°; circle — infinite order; a scalene triangle — order 1 (no rotational symmetry beyond 360°). For 3-D solids, rotational symmetry axes are lines about which the solid maps onto itself; a cube has 13 axes of rotational symmetry. Order 1 means no non-trivial rotational symmetry.</w:t>
+              <w:t xml:space="preserve">A plane figure has rotational symmetry of order n if it maps onto itself exactly n times in a full 360° rotation about its centre. The smallest angle of rotation that achieves this is 360°/n. The equilateral triangle has order 3 (angle 120°), the square has order 4 (angle 90°), and the regular hexagon has order 6 (angle 60°) — matching the hexagonal weave pattern of a Maasai kiondo basket. Three-dimensional solids have an axis of rotational symmetry; the triangular prism has order 3 about its longitudinal axis, the square pyramid has order 4 about its vertical axis, the cone has infinite order about its vertical axis, and the tetrahedron has order 3 about an axis through one vertex and the centre of the opposite face. Every shape or solid has at least order 1.</w:t>
             </w:r>
           </w:p>
         </w:tc>
@@ -1373,7 +1373,7 @@
                 <w:sz w:val="18"/>
                 <w:szCs w:val="18"/>
               </w:rPr>
-              <w:t xml:space="preserve">Pedagogical note: The formula minimum angle = 360°/n is simple but frequently misapplied — learners sometimes use n = number of sides rather than verifying by counting actual self-mappings. Insist on the counting-first approach before applying the formula. A strong cross-curricular link: Kenya's flag has a Maasai shield at its centre — ask learners to determine its order of rotational symmetry (answer: order 1 for the shield shape itself, but the circular symmetry of the surrounding design is order 1 due to colour asymmetry). This grounds the abstract concept in national identity and cultural relevance.</w:t>
+              <w:t xml:space="preserve">The order of rotational symmetry reveals how many times a shape reproduces its own appearance during one complete rotation about a fixed centre or axis — exactly as the minute hand of the Nairobi University clock returns to an equivalent position. A regular polygon with n sides has rotational symmetry of order n because rotating it by 360°/n maps every vertex to the next identical vertex position. This is a direct consequence of the equal side lengths and equal interior angles that define a regular polygon. The same principle applies to the cross-sectional face of a prism: a triangular prism's order-3 symmetry about its axis is determined by the equilateral triangle at each end. The kiondo basket's hexagonal pattern (order 6) and the Rift Valley windmill's three-blade arrangement (order 3) are real-world applications of this mathematical rule, and the full 12-mark Nairobi clock face is a real-world example of order-12 rotational symmetry with a 30° rotation angle between each coincident position.</w:t>
             </w:r>
           </w:p>
         </w:tc>
@@ -1458,7 +1458,7 @@
                 <w:sz w:val="18"/>
                 <w:szCs w:val="18"/>
               </w:rPr>
-              <w:t xml:space="preserve">Learners rotated a scalene triangle through various angles and compared the object and image by attempting to slide (translate) the image onto the object without lifting or flipping it. They found that no slide alone could superimpose image on object for rotations other than 0°/360°. They then compared rotation with reflection outputs, noting that both produce congruent figures but that reflection produces a mirror-image (laterally reversed) figure while rotation does not — yet both are classified as 'opposite congruence' in formal geometry because cyclic vertex order is reversed.</w:t>
+              <w:t xml:space="preserve">Learners physically tested four pairs of object-and-image cutouts (translation, rotation, reflection, and the Nairobi clock hand) using a three-step superimposition protocol — slide, flip-then-slide, lift — and recorded which pairs required lifting to match.</w:t>
             </w:r>
           </w:p>
         </w:tc>
@@ -1490,7 +1490,7 @@
                 <w:sz w:val="18"/>
                 <w:szCs w:val="18"/>
               </w:rPr>
-              <w:t xml:space="preserve">Rotation produces opposite (indirect) congruence: the image has the same side lengths and angle measures as the object (it is congruent), but the cyclic order of corresponding vertices is reversed. This means a rotated image cannot be mapped onto the original object by a translation alone — a rotation back or a combination of transformations is required. Crucially, rotation does NOT produce a mirror image: if you write 'Nairobi' and rotate it 180°, the letters appear upside-down but not laterally reversed (unlike a reflection). This distinguishes rotation from reflection while both remain congruence-preserving transformations.</w:t>
+              <w:t xml:space="preserve">Rotation produces OPPOSITE congruence: the rotated image is the same shape and size as the object, but its cyclic vertex order is reversed, so it cannot be superimposed on the object without lifting it off the plane. Translation produces DIRECT congruence (slide only). Reflection also produces opposite congruence. The hour hand of Nairobi's clock at different positions exemplifies opposite congruence through rotation.</w:t>
             </w:r>
           </w:p>
         </w:tc>
@@ -1522,7 +1522,7 @@
                 <w:sz w:val="18"/>
                 <w:szCs w:val="18"/>
               </w:rPr>
-              <w:t xml:space="preserve">Pedagogical note: The 'Nairobi' written-word demonstration is highly effective — write the word on a card, rotate the card 180°, and compare with its reflection in a mirror. Learners viscerally see the difference. Emphasise that in the Kenyan national examinations, learners are often asked to classify transformations given an object and image: opposite congruence narrows it to rotation or reflection, and the absence of a mirror line (or the presence of a clear centre) distinguishes them. Provide at least three exam-style classification questions as formative exit tasks, cold-calling learners to justify their classification with reference to vertex order.</w:t>
+              <w:t xml:space="preserve">The reversal of cyclic vertex order under rotation — clockwise becomes anticlockwise — is the geometric reason that rotation produces opposite congruence, even though no mirror is involved. This unifies the congruence landscape: direct congruence preserves orientation; opposite congruence reverses it, regardless of whether the reversal is caused by a rotation or a reflection.</w:t>
             </w:r>
           </w:p>
         </w:tc>
@@ -1607,7 +1607,7 @@
                 <w:sz w:val="18"/>
                 <w:szCs w:val="18"/>
               </w:rPr>
-              <w:t xml:space="preserve">Learners revisited their cumulative rotation model (built across Lessons 1–7) and completed a structured application task set in the context of the University of Nairobi clock: given the positions of points on the minute hand at different times, they (i) applied coordinate rules to find image positions, (ii) used the perpendicular bisector method to find a centre of rotation, (iii) identified rotational symmetry orders of clock-face numerals and the clock's overall design, and (iv) classified the transformation as rotation vs. reflection using congruence reasoning.</w:t>
+              <w:t xml:space="preserve">Learners re-watched the anchoring phenomenon — the University of Nairobi Administration Block clock — and observed the minute hand (modelled as a line segment with points A(0,5), B(0,3), C(0,1) on a coordinate grid centred at the origin) at 12:00, 12:15, 12:30, 12:45, and 1:00. They observed that the length of the hand, the shape, and the distance of every point from the centre remained invariant at all four positions, while the direction of the hand changed by exactly 90° clockwise every 15 minutes.</w:t>
             </w:r>
           </w:p>
         </w:tc>
@@ -1639,7 +1639,7 @@
                 <w:sz w:val="18"/>
                 <w:szCs w:val="18"/>
               </w:rPr>
-              <w:t xml:space="preserve">All seven Sub-Strand 2.3 SLOs were consolidated: (a) Rotation on the Cartesian plane — 90° CW: (x,y)→(y,−x); 90° ACW: (x,y)→(−y,x); 180°: (x,y)→(−x,−y); 360°: (x,y)→(x,y). (b) Rotating shapes on paper using compass and protractor. (c) The three descriptors that define a rotation: centre, angle, direction. (d) The four properties of rotation: congruence, equidistance from centre, equal angles at centre, opposite congruence. (e) Finding the centre and angle of rotation given object and image. (f) Rotational symmetry — order n, minimum angle = 360°/n — for plane figures and solids. (g) Rotation produces opposite congruence, distinguishable from reflection by the absence of a mirror line and the direction of vertex-order reversal.</w:t>
+              <w:t xml:space="preserve">Learners learned and applied all seven SLOs of Sub-Strand 2.3: (a) rotation on the Cartesian plane using rules — 90° CW: (x,y)→(y,−x); 180°: (x,y)→(−x,−y); 270° CW / 90° ACW: (x,y)→(−y,x); 360°: (x,y)→(x,y); (b) construction of the centre of rotation using perpendicular bisectors of segments joining object points to their images; (c) order of rotational symmetry of plane figures (regular hexagon = 6, rectangle = 2, letter S = 2); (d) axis and order of rotational symmetry of a triangular prism solid; (e) deduction of congruence (direct congruence) from rotation; (f) real-life identification of rotation in Nairobi and Kenyan local contexts; (g) synthesis of all concepts into a full written answer to the driving question.</w:t>
             </w:r>
           </w:p>
         </w:tc>
@@ -1671,7 +1671,7 @@
                 <w:sz w:val="18"/>
                 <w:szCs w:val="18"/>
               </w:rPr>
-              <w:t xml:space="preserve">Pedagogical note: This lesson serves simultaneously as a synthesis, model-revision, and formative assessment session. Use the completed model as a talking-piece: ask each group to identify which part of their model changed most from Lesson 1 to Lesson 8 and why. The driving question should now be fully answerable — cold-call four learners to give a complete verbal answer referencing centre, angle, direction, coordinate rules, and congruence. For differentiation, extension learners can explore what happens when two successive 90° CW rotations about different centres are combined (result: a single rotation or translation), previewing Lesson content in later sub-strands. Collect written answers to the driving question as a summative artefact.</w:t>
+              <w:t xml:space="preserve">The minute hand of the University of Nairobi clock is a real-world example of rotation: a geometric transformation in which every point of an object turns through a fixed angle about a fixed centre (the origin/clock centre), preserving all distances and angles. The mathematical rules that govern exactly where every point ends up are coordinate rotation rules: for a 90° clockwise rotation, (x,y)→(y,−x); for 180°, (x,y)→(−x,−y); for 270° clockwise, (x,y)→(−y,x). These rules allow us to predict the precise location of every point on any shape after any rotation on the Cartesian plane. The object and its image are always directly congruent (same shape, same size, same orientation type). The clock hand itself has rotational symmetry of order 1 (as a non-symmetric shape), while the circular clock face has infinite rotational symmetry — both are explained by the same underlying mathematical structure of rotation.</w:t>
             </w:r>
           </w:p>
         </w:tc>
@@ -1795,7 +1795,7 @@
         </w:rPr>
         <w:t xml:space="preserve">© 2026 SeaVuria and ARES. This work is licensed under a </w:t>
       </w:r>
-      <w:hyperlink w:history="1" r:id="rIdsxtytwurueewnqc-uzxfc">
+      <w:hyperlink w:history="1" r:id="rIdtzak01fc2hngclyjqq7hm">
         <w:r>
           <w:rPr>
             <w:rFonts w:ascii="Arial" w:cs="Arial" w:eastAsia="Arial" w:hAnsi="Arial"/>
@@ -1815,7 +1815,7 @@
         </w:rPr>
         <w:t xml:space="preserve"> (</w:t>
       </w:r>
-      <w:hyperlink w:history="1" r:id="rIdkfurzg3wvacpzzhxzn7ib">
+      <w:hyperlink w:history="1" r:id="rId2hr7zutwmvkgqhlettnhs">
         <w:r>
           <w:rPr>
             <w:rFonts w:ascii="Arial" w:cs="Arial" w:eastAsia="Arial" w:hAnsi="Arial"/>
@@ -1835,7 +1835,7 @@
         </w:rPr>
         <w:t xml:space="preserve">). To view a copy of this license, visit </w:t>
       </w:r>
-      <w:hyperlink w:history="1" r:id="rIdibaj5obyt7b1-znhsulck">
+      <w:hyperlink w:history="1" r:id="rIdz3_qxoi5vwwmngk5ee8k6">
         <w:r>
           <w:rPr>
             <w:rFonts w:ascii="Arial" w:cs="Arial" w:eastAsia="Arial" w:hAnsi="Arial"/>

--- a/data/outputs/v2/Core_Mathematics/SS2.3_Rotation/Core_Mathematics_Rotation_SummaryTable.docx
+++ b/data/outputs/v2/Core_Mathematics/SS2.3_Rotation/Core_Mathematics_Rotation_SummaryTable.docx
@@ -1075,7 +1075,7 @@
                 <w:sz w:val="18"/>
                 <w:szCs w:val="18"/>
               </w:rPr>
-              <w:t xml:space="preserve">The coordinate rules explain precisely what happens to every point on the University of Nairobi clock minute hand as it rotates: each point's distance from the centre (the clock's pivot) is preserved — confirmed algebraically because √((−y)² + x²) = √(x² + y²) — and its new position after any multiple of 90° can be calculated exactly without drawing. The minute hand tip at (0, 5) on a grid maps to (−5, 0) after 90° anticlockwise (12:15 position), (0, −5) after 180° (12:30), and (5, 0) after 270° anticlockwise (12:45), precisely matching the four clock positions from the anchoring phenomenon. Mathematical rules, not just construction, now govern where every point ends up.</w:t>
+              <w:t xml:space="preserve">The coordinate rules explain precisely what happens to every point on the University of Nairobi clock minute hand as it rotates: each point's distance from the centre (the clock's pivot) is preserved — confirmed algebraically because √((−y)² + x²) = √(x² + y²) — and its new position after any multiple of 90° can be calculated exactly without drawing. The minute hand tip at (0, 5) on a grid maps to (−5, 0) after 90° anticlockwise (12:45 position), (0, −5) after 180° (12:30), and (5, 0) after 270° anticlockwise (12:15), precisely matching the four clock positions from the anchoring phenomenon. Mathematical rules, not just construction, now govern where every point ends up.</w:t>
             </w:r>
           </w:p>
         </w:tc>
@@ -1490,7 +1490,7 @@
                 <w:sz w:val="18"/>
                 <w:szCs w:val="18"/>
               </w:rPr>
-              <w:t xml:space="preserve">Rotation produces OPPOSITE congruence: the rotated image is the same shape and size as the object, but its cyclic vertex order is reversed, so it cannot be superimposed on the object without lifting it off the plane. Translation produces DIRECT congruence (slide only). Reflection also produces opposite congruence. The hour hand of Nairobi's clock at different positions exemplifies opposite congruence through rotation.</w:t>
+              <w:t xml:space="preserve">Rotation produces OPPOSITE congruence: the rotated image is the same shape and size as the object, but its cyclic vertex order is reversed, so it cannot be superimposed on the object without lifting it off the plane. Translation produces DIRECT congruence (slide only). Reflection also produces opposite congruence. The minute hand of Nairobi's clock at different positions exemplifies opposite congruence through rotation.</w:t>
             </w:r>
           </w:p>
         </w:tc>
@@ -1607,7 +1607,7 @@
                 <w:sz w:val="18"/>
                 <w:szCs w:val="18"/>
               </w:rPr>
-              <w:t xml:space="preserve">Learners re-watched the anchoring phenomenon — the University of Nairobi Administration Block clock — and observed the minute hand (modelled as a line segment with points A(0,5), B(0,3), C(0,1) on a coordinate grid centred at the origin) at 12:00, 12:15, 12:30, 12:45, and 1:00. They observed that the length of the hand, the shape, and the distance of every point from the centre remained invariant at all four positions, while the direction of the hand changed by exactly 90° clockwise every 15 minutes.</w:t>
+              <w:t xml:space="preserve">Learners re-watched the anchoring phenomenon — the University of Nairobi Administration Block clock — and observed the minute hand (modelled as a line segment with points A(0,5), B(0,3), C(0,1) on a coordinate grid centred at the origin) at 12:00, 12:15, 12:30, 12:45, and 1:00. They observed that the length of the hand, the shape, and the distance of every point from the centre remained invariant at every position, while the direction of the hand changed by exactly 90° clockwise every 15 minutes.</w:t>
             </w:r>
           </w:p>
         </w:tc>
@@ -1795,7 +1795,7 @@
         </w:rPr>
         <w:t xml:space="preserve">© 2026 SeaVuria and ARES. This work is licensed under a </w:t>
       </w:r>
-      <w:hyperlink w:history="1" r:id="rIdtzak01fc2hngclyjqq7hm">
+      <w:hyperlink w:history="1" r:id="rId97crf5lm9puo7h3xoiwjr">
         <w:r>
           <w:rPr>
             <w:rFonts w:ascii="Arial" w:cs="Arial" w:eastAsia="Arial" w:hAnsi="Arial"/>
@@ -1815,7 +1815,7 @@
         </w:rPr>
         <w:t xml:space="preserve"> (</w:t>
       </w:r>
-      <w:hyperlink w:history="1" r:id="rId2hr7zutwmvkgqhlettnhs">
+      <w:hyperlink w:history="1" r:id="rIdqve3fjshso1k5ivoqf88m">
         <w:r>
           <w:rPr>
             <w:rFonts w:ascii="Arial" w:cs="Arial" w:eastAsia="Arial" w:hAnsi="Arial"/>
@@ -1835,7 +1835,7 @@
         </w:rPr>
         <w:t xml:space="preserve">). To view a copy of this license, visit </w:t>
       </w:r>
-      <w:hyperlink w:history="1" r:id="rIdz3_qxoi5vwwmngk5ee8k6">
+      <w:hyperlink w:history="1" r:id="rIdfjblnf0djbotzfj4btxnu">
         <w:r>
           <w:rPr>
             <w:rFonts w:ascii="Arial" w:cs="Arial" w:eastAsia="Arial" w:hAnsi="Arial"/>

--- a/data/outputs/v2/Core_Mathematics/SS2.3_Rotation/Core_Mathematics_Rotation_SummaryTable.docx
+++ b/data/outputs/v2/Core_Mathematics/SS2.3_Rotation/Core_Mathematics_Rotation_SummaryTable.docx
@@ -1795,7 +1795,7 @@
         </w:rPr>
         <w:t xml:space="preserve">© 2026 SeaVuria and ARES. This work is licensed under a </w:t>
       </w:r>
-      <w:hyperlink w:history="1" r:id="rId97crf5lm9puo7h3xoiwjr">
+      <w:hyperlink w:history="1" r:id="rIdokh7d_gfuhah6dwguimrh">
         <w:r>
           <w:rPr>
             <w:rFonts w:ascii="Arial" w:cs="Arial" w:eastAsia="Arial" w:hAnsi="Arial"/>
@@ -1815,7 +1815,7 @@
         </w:rPr>
         <w:t xml:space="preserve"> (</w:t>
       </w:r>
-      <w:hyperlink w:history="1" r:id="rIdqve3fjshso1k5ivoqf88m">
+      <w:hyperlink w:history="1" r:id="rIdor8yftg9lu9-4uaxxwuv1">
         <w:r>
           <w:rPr>
             <w:rFonts w:ascii="Arial" w:cs="Arial" w:eastAsia="Arial" w:hAnsi="Arial"/>
@@ -1835,7 +1835,7 @@
         </w:rPr>
         <w:t xml:space="preserve">). To view a copy of this license, visit </w:t>
       </w:r>
-      <w:hyperlink w:history="1" r:id="rIdfjblnf0djbotzfj4btxnu">
+      <w:hyperlink w:history="1" r:id="rIdrzvyzy8cwbplksploejnc">
         <w:r>
           <w:rPr>
             <w:rFonts w:ascii="Arial" w:cs="Arial" w:eastAsia="Arial" w:hAnsi="Arial"/>

--- a/data/outputs/v2/Core_Mathematics/SS2.3_Rotation/Core_Mathematics_Rotation_SummaryTable.docx
+++ b/data/outputs/v2/Core_Mathematics/SS2.3_Rotation/Core_Mathematics_Rotation_SummaryTable.docx
@@ -1671,7 +1671,7 @@
                 <w:sz w:val="18"/>
                 <w:szCs w:val="18"/>
               </w:rPr>
-              <w:t xml:space="preserve">The minute hand of the University of Nairobi clock is a real-world example of rotation: a geometric transformation in which every point of an object turns through a fixed angle about a fixed centre (the origin/clock centre), preserving all distances and angles. The mathematical rules that govern exactly where every point ends up are coordinate rotation rules: for a 90° clockwise rotation, (x,y)→(y,−x); for 180°, (x,y)→(−x,−y); for 270° clockwise, (x,y)→(−y,x). These rules allow us to predict the precise location of every point on any shape after any rotation on the Cartesian plane. The object and its image are always directly congruent (same shape, same size, same orientation type). The clock hand itself has rotational symmetry of order 1 (as a non-symmetric shape), while the circular clock face has infinite rotational symmetry — both are explained by the same underlying mathematical structure of rotation.</w:t>
+              <w:t xml:space="preserve">The minute hand of the University of Nairobi clock is a real-world example of rotation: a geometric transformation in which every point of an object turns through a fixed angle about a fixed centre (the origin/clock centre), preserving all distances and angles. The mathematical rules that govern exactly where every point ends up are coordinate rotation rules: for a 90° clockwise rotation, (x,y)→(y,−x); for 180°, (x,y)→(−x,−y); for 270° clockwise, (x,y)→(−y,x). These rules allow us to predict the precise location of every point on any shape after any rotation on the Cartesian plane. The object and its image are always directly congruent (same shape, same size, same orientation type). The clock hand itself has rotational symmetry of order 1 (as a non-symmetric shape), while the clock face with its 12 hour-marks has rotational symmetry of order 12 (only a plain, unmarked circle would have infinite order) — both are explained by the same underlying mathematical structure of rotation.</w:t>
             </w:r>
           </w:p>
         </w:tc>
@@ -1795,7 +1795,7 @@
         </w:rPr>
         <w:t xml:space="preserve">© 2026 SeaVuria and ARES. This work is licensed under a </w:t>
       </w:r>
-      <w:hyperlink w:history="1" r:id="rIdokh7d_gfuhah6dwguimrh">
+      <w:hyperlink w:history="1" r:id="rIdrqsovregs83d1x0wfvme4">
         <w:r>
           <w:rPr>
             <w:rFonts w:ascii="Arial" w:cs="Arial" w:eastAsia="Arial" w:hAnsi="Arial"/>
@@ -1815,7 +1815,7 @@
         </w:rPr>
         <w:t xml:space="preserve"> (</w:t>
       </w:r>
-      <w:hyperlink w:history="1" r:id="rIdor8yftg9lu9-4uaxxwuv1">
+      <w:hyperlink w:history="1" r:id="rIdqyth6nohjgembohnjux2a">
         <w:r>
           <w:rPr>
             <w:rFonts w:ascii="Arial" w:cs="Arial" w:eastAsia="Arial" w:hAnsi="Arial"/>
@@ -1835,7 +1835,7 @@
         </w:rPr>
         <w:t xml:space="preserve">). To view a copy of this license, visit </w:t>
       </w:r>
-      <w:hyperlink w:history="1" r:id="rIdrzvyzy8cwbplksploejnc">
+      <w:hyperlink w:history="1" r:id="rId1fmfqv1ulsoj8oyfoceqe">
         <w:r>
           <w:rPr>
             <w:rFonts w:ascii="Arial" w:cs="Arial" w:eastAsia="Arial" w:hAnsi="Arial"/>

--- a/data/outputs/v2/Core_Mathematics/SS2.3_Rotation/Core_Mathematics_Rotation_SummaryTable.docx
+++ b/data/outputs/v2/Core_Mathematics/SS2.3_Rotation/Core_Mathematics_Rotation_SummaryTable.docx
@@ -1795,7 +1795,7 @@
         </w:rPr>
         <w:t xml:space="preserve">© 2026 SeaVuria and ARES. This work is licensed under a </w:t>
       </w:r>
-      <w:hyperlink w:history="1" r:id="rIdrqsovregs83d1x0wfvme4">
+      <w:hyperlink w:history="1" r:id="rIdambgqdspjzwjdpiblflbq">
         <w:r>
           <w:rPr>
             <w:rFonts w:ascii="Arial" w:cs="Arial" w:eastAsia="Arial" w:hAnsi="Arial"/>
@@ -1815,7 +1815,7 @@
         </w:rPr>
         <w:t xml:space="preserve"> (</w:t>
       </w:r>
-      <w:hyperlink w:history="1" r:id="rIdqyth6nohjgembohnjux2a">
+      <w:hyperlink w:history="1" r:id="rIdewrqqkfcvadva8j6p3t6o">
         <w:r>
           <w:rPr>
             <w:rFonts w:ascii="Arial" w:cs="Arial" w:eastAsia="Arial" w:hAnsi="Arial"/>
@@ -1835,7 +1835,7 @@
         </w:rPr>
         <w:t xml:space="preserve">). To view a copy of this license, visit </w:t>
       </w:r>
-      <w:hyperlink w:history="1" r:id="rId1fmfqv1ulsoj8oyfoceqe">
+      <w:hyperlink w:history="1" r:id="rIdktopwymdj8jpzkzhun-ub">
         <w:r>
           <w:rPr>
             <w:rFonts w:ascii="Arial" w:cs="Arial" w:eastAsia="Arial" w:hAnsi="Arial"/>

--- a/data/outputs/v2/Core_Mathematics/SS2.3_Rotation/Core_Mathematics_Rotation_SummaryTable.docx
+++ b/data/outputs/v2/Core_Mathematics/SS2.3_Rotation/Core_Mathematics_Rotation_SummaryTable.docx
@@ -4,6 +4,7 @@
   <w:body>
     <w:p>
       <w:pPr>
+        <w:keepNext w:val="false"/>
         <w:spacing w:after="30" w:before="0"/>
         <w:jc w:val="center"/>
       </w:pPr>
@@ -23,6 +24,7 @@
     </w:p>
     <w:p>
       <w:pPr>
+        <w:keepNext w:val="false"/>
         <w:spacing w:after="60" w:before="0"/>
         <w:jc w:val="center"/>
       </w:pPr>
@@ -81,6 +83,7 @@
           </w:tcPr>
           <w:p>
             <w:pPr>
+              <w:keepNext w:val="false"/>
               <w:spacing w:after="40" w:before="0"/>
               <w:jc w:val="center"/>
             </w:pPr>
@@ -115,6 +118,7 @@
           </w:tcPr>
           <w:p>
             <w:pPr>
+              <w:keepNext w:val="false"/>
               <w:spacing w:after="40" w:before="0"/>
               <w:jc w:val="left"/>
             </w:pPr>
@@ -147,6 +151,7 @@
           </w:tcPr>
           <w:p>
             <w:pPr>
+              <w:keepNext w:val="false"/>
               <w:spacing w:after="40" w:before="0"/>
               <w:jc w:val="left"/>
             </w:pPr>
@@ -181,6 +186,7 @@
           </w:tcPr>
           <w:p>
             <w:pPr>
+              <w:keepNext w:val="false"/>
               <w:spacing w:after="40" w:before="0"/>
               <w:jc w:val="left"/>
             </w:pPr>
@@ -213,6 +219,7 @@
           </w:tcPr>
           <w:p>
             <w:pPr>
+              <w:keepNext w:val="false"/>
               <w:spacing w:after="40" w:before="0"/>
               <w:jc w:val="left"/>
             </w:pPr>
@@ -273,6 +280,7 @@
           </w:tcPr>
           <w:p>
             <w:pPr>
+              <w:keepNext w:val="false"/>
               <w:spacing w:after="40" w:before="0"/>
               <w:jc w:val="center"/>
             </w:pPr>
@@ -307,6 +315,7 @@
           </w:tcPr>
           <w:p>
             <w:pPr>
+              <w:keepNext w:val="false"/>
               <w:spacing w:after="40" w:before="0"/>
               <w:jc w:val="left"/>
             </w:pPr>
@@ -369,6 +378,7 @@
           </w:tcPr>
           <w:p>
             <w:pPr>
+              <w:keepNext w:val="false"/>
               <w:spacing w:after="40" w:before="0"/>
               <w:jc w:val="left"/>
             </w:pPr>
@@ -401,6 +411,7 @@
           </w:tcPr>
           <w:p>
             <w:pPr>
+              <w:keepNext w:val="false"/>
               <w:spacing w:after="40" w:before="0"/>
               <w:jc w:val="left"/>
             </w:pPr>
@@ -433,6 +444,7 @@
           </w:tcPr>
           <w:p>
             <w:pPr>
+              <w:keepNext w:val="false"/>
               <w:spacing w:after="40" w:before="0"/>
               <w:jc w:val="left"/>
             </w:pPr>
@@ -465,6 +477,7 @@
           </w:tcPr>
           <w:p>
             <w:pPr>
+              <w:keepNext w:val="false"/>
               <w:spacing w:after="40" w:before="0"/>
               <w:jc w:val="left"/>
             </w:pPr>
@@ -499,6 +512,7 @@
           </w:tcPr>
           <w:p>
             <w:pPr>
+              <w:keepNext w:val="false"/>
               <w:spacing w:after="40" w:before="0"/>
               <w:jc w:val="left"/>
             </w:pPr>
@@ -518,6 +532,7 @@
           </w:p>
           <w:p>
             <w:pPr>
+              <w:keepNext w:val="false"/>
               <w:spacing w:after="40" w:before="0"/>
               <w:jc w:val="left"/>
             </w:pPr>
@@ -550,6 +565,7 @@
           </w:tcPr>
           <w:p>
             <w:pPr>
+              <w:keepNext w:val="false"/>
               <w:spacing w:after="40" w:before="0"/>
               <w:jc w:val="left"/>
             </w:pPr>
@@ -582,6 +598,7 @@
           </w:tcPr>
           <w:p>
             <w:pPr>
+              <w:keepNext w:val="false"/>
               <w:spacing w:after="40" w:before="0"/>
               <w:jc w:val="left"/>
             </w:pPr>
@@ -614,6 +631,7 @@
           </w:tcPr>
           <w:p>
             <w:pPr>
+              <w:keepNext w:val="false"/>
               <w:spacing w:after="40" w:before="0"/>
               <w:jc w:val="left"/>
             </w:pPr>
@@ -648,6 +666,7 @@
           </w:tcPr>
           <w:p>
             <w:pPr>
+              <w:keepNext w:val="false"/>
               <w:spacing w:after="40" w:before="0"/>
               <w:jc w:val="left"/>
             </w:pPr>
@@ -667,6 +686,7 @@
           </w:p>
           <w:p>
             <w:pPr>
+              <w:keepNext w:val="false"/>
               <w:spacing w:after="40" w:before="0"/>
               <w:jc w:val="left"/>
             </w:pPr>
@@ -699,6 +719,7 @@
           </w:tcPr>
           <w:p>
             <w:pPr>
+              <w:keepNext w:val="false"/>
               <w:spacing w:after="40" w:before="0"/>
               <w:jc w:val="left"/>
             </w:pPr>
@@ -731,6 +752,7 @@
           </w:tcPr>
           <w:p>
             <w:pPr>
+              <w:keepNext w:val="false"/>
               <w:spacing w:after="40" w:before="0"/>
               <w:jc w:val="left"/>
             </w:pPr>
@@ -763,6 +785,7 @@
           </w:tcPr>
           <w:p>
             <w:pPr>
+              <w:keepNext w:val="false"/>
               <w:spacing w:after="40" w:before="0"/>
               <w:jc w:val="left"/>
             </w:pPr>
@@ -797,6 +820,7 @@
           </w:tcPr>
           <w:p>
             <w:pPr>
+              <w:keepNext w:val="false"/>
               <w:spacing w:after="40" w:before="0"/>
               <w:jc w:val="left"/>
             </w:pPr>
@@ -816,6 +840,7 @@
           </w:p>
           <w:p>
             <w:pPr>
+              <w:keepNext w:val="false"/>
               <w:spacing w:after="40" w:before="0"/>
               <w:jc w:val="left"/>
             </w:pPr>
@@ -848,6 +873,7 @@
           </w:tcPr>
           <w:p>
             <w:pPr>
+              <w:keepNext w:val="false"/>
               <w:spacing w:after="40" w:before="0"/>
               <w:jc w:val="left"/>
             </w:pPr>
@@ -880,6 +906,7 @@
           </w:tcPr>
           <w:p>
             <w:pPr>
+              <w:keepNext w:val="false"/>
               <w:spacing w:after="40" w:before="0"/>
               <w:jc w:val="left"/>
             </w:pPr>
@@ -912,6 +939,7 @@
           </w:tcPr>
           <w:p>
             <w:pPr>
+              <w:keepNext w:val="false"/>
               <w:spacing w:after="40" w:before="0"/>
               <w:jc w:val="left"/>
             </w:pPr>
@@ -946,6 +974,7 @@
           </w:tcPr>
           <w:p>
             <w:pPr>
+              <w:keepNext w:val="false"/>
               <w:spacing w:after="40" w:before="0"/>
               <w:jc w:val="left"/>
             </w:pPr>
@@ -965,6 +994,7 @@
           </w:p>
           <w:p>
             <w:pPr>
+              <w:keepNext w:val="false"/>
               <w:spacing w:after="40" w:before="0"/>
               <w:jc w:val="left"/>
             </w:pPr>
@@ -997,6 +1027,7 @@
           </w:tcPr>
           <w:p>
             <w:pPr>
+              <w:keepNext w:val="false"/>
               <w:spacing w:after="40" w:before="0"/>
               <w:jc w:val="left"/>
             </w:pPr>
@@ -1029,6 +1060,7 @@
           </w:tcPr>
           <w:p>
             <w:pPr>
+              <w:keepNext w:val="false"/>
               <w:spacing w:after="40" w:before="0"/>
               <w:jc w:val="left"/>
             </w:pPr>
@@ -1061,6 +1093,7 @@
           </w:tcPr>
           <w:p>
             <w:pPr>
+              <w:keepNext w:val="false"/>
               <w:spacing w:after="40" w:before="0"/>
               <w:jc w:val="left"/>
             </w:pPr>
@@ -1095,6 +1128,7 @@
           </w:tcPr>
           <w:p>
             <w:pPr>
+              <w:keepNext w:val="false"/>
               <w:spacing w:after="40" w:before="0"/>
               <w:jc w:val="left"/>
             </w:pPr>
@@ -1114,6 +1148,7 @@
           </w:p>
           <w:p>
             <w:pPr>
+              <w:keepNext w:val="false"/>
               <w:spacing w:after="40" w:before="0"/>
               <w:jc w:val="left"/>
             </w:pPr>
@@ -1146,6 +1181,7 @@
           </w:tcPr>
           <w:p>
             <w:pPr>
+              <w:keepNext w:val="false"/>
               <w:spacing w:after="40" w:before="0"/>
               <w:jc w:val="left"/>
             </w:pPr>
@@ -1178,6 +1214,7 @@
           </w:tcPr>
           <w:p>
             <w:pPr>
+              <w:keepNext w:val="false"/>
               <w:spacing w:after="40" w:before="0"/>
               <w:jc w:val="left"/>
             </w:pPr>
@@ -1210,6 +1247,7 @@
           </w:tcPr>
           <w:p>
             <w:pPr>
+              <w:keepNext w:val="false"/>
               <w:spacing w:after="40" w:before="0"/>
               <w:jc w:val="left"/>
             </w:pPr>
@@ -1244,6 +1282,7 @@
           </w:tcPr>
           <w:p>
             <w:pPr>
+              <w:keepNext w:val="false"/>
               <w:spacing w:after="40" w:before="0"/>
               <w:jc w:val="left"/>
             </w:pPr>
@@ -1263,6 +1302,7 @@
           </w:p>
           <w:p>
             <w:pPr>
+              <w:keepNext w:val="false"/>
               <w:spacing w:after="40" w:before="0"/>
               <w:jc w:val="left"/>
             </w:pPr>
@@ -1295,6 +1335,7 @@
           </w:tcPr>
           <w:p>
             <w:pPr>
+              <w:keepNext w:val="false"/>
               <w:spacing w:after="40" w:before="0"/>
               <w:jc w:val="left"/>
             </w:pPr>
@@ -1327,6 +1368,7 @@
           </w:tcPr>
           <w:p>
             <w:pPr>
+              <w:keepNext w:val="false"/>
               <w:spacing w:after="40" w:before="0"/>
               <w:jc w:val="left"/>
             </w:pPr>
@@ -1359,6 +1401,7 @@
           </w:tcPr>
           <w:p>
             <w:pPr>
+              <w:keepNext w:val="false"/>
               <w:spacing w:after="40" w:before="0"/>
               <w:jc w:val="left"/>
             </w:pPr>
@@ -1393,6 +1436,7 @@
           </w:tcPr>
           <w:p>
             <w:pPr>
+              <w:keepNext w:val="false"/>
               <w:spacing w:after="40" w:before="0"/>
               <w:jc w:val="left"/>
             </w:pPr>
@@ -1412,6 +1456,7 @@
           </w:p>
           <w:p>
             <w:pPr>
+              <w:keepNext w:val="false"/>
               <w:spacing w:after="40" w:before="0"/>
               <w:jc w:val="left"/>
             </w:pPr>
@@ -1444,6 +1489,7 @@
           </w:tcPr>
           <w:p>
             <w:pPr>
+              <w:keepNext w:val="false"/>
               <w:spacing w:after="40" w:before="0"/>
               <w:jc w:val="left"/>
             </w:pPr>
@@ -1476,6 +1522,7 @@
           </w:tcPr>
           <w:p>
             <w:pPr>
+              <w:keepNext w:val="false"/>
               <w:spacing w:after="40" w:before="0"/>
               <w:jc w:val="left"/>
             </w:pPr>
@@ -1508,6 +1555,7 @@
           </w:tcPr>
           <w:p>
             <w:pPr>
+              <w:keepNext w:val="false"/>
               <w:spacing w:after="40" w:before="0"/>
               <w:jc w:val="left"/>
             </w:pPr>
@@ -1542,6 +1590,7 @@
           </w:tcPr>
           <w:p>
             <w:pPr>
+              <w:keepNext w:val="false"/>
               <w:spacing w:after="40" w:before="0"/>
               <w:jc w:val="left"/>
             </w:pPr>
@@ -1561,6 +1610,7 @@
           </w:p>
           <w:p>
             <w:pPr>
+              <w:keepNext w:val="false"/>
               <w:spacing w:after="40" w:before="0"/>
               <w:jc w:val="left"/>
             </w:pPr>
@@ -1593,6 +1643,7 @@
           </w:tcPr>
           <w:p>
             <w:pPr>
+              <w:keepNext w:val="false"/>
               <w:spacing w:after="40" w:before="0"/>
               <w:jc w:val="left"/>
             </w:pPr>
@@ -1625,6 +1676,7 @@
           </w:tcPr>
           <w:p>
             <w:pPr>
+              <w:keepNext w:val="false"/>
               <w:spacing w:after="40" w:before="0"/>
               <w:jc w:val="left"/>
             </w:pPr>
@@ -1657,6 +1709,7 @@
           </w:tcPr>
           <w:p>
             <w:pPr>
+              <w:keepNext w:val="false"/>
               <w:spacing w:after="40" w:before="0"/>
               <w:jc w:val="left"/>
             </w:pPr>
@@ -1795,7 +1848,7 @@
         </w:rPr>
         <w:t xml:space="preserve">© 2026 SeaVuria and ARES. This work is licensed under a </w:t>
       </w:r>
-      <w:hyperlink w:history="1" r:id="rIdambgqdspjzwjdpiblflbq">
+      <w:hyperlink w:history="1" r:id="rIdww4ue4xwyhuw2pdgzlacc">
         <w:r>
           <w:rPr>
             <w:rFonts w:ascii="Arial" w:cs="Arial" w:eastAsia="Arial" w:hAnsi="Arial"/>
@@ -1815,7 +1868,7 @@
         </w:rPr>
         <w:t xml:space="preserve"> (</w:t>
       </w:r>
-      <w:hyperlink w:history="1" r:id="rIdewrqqkfcvadva8j6p3t6o">
+      <w:hyperlink w:history="1" r:id="rId_habaue7cin4j93kobrto">
         <w:r>
           <w:rPr>
             <w:rFonts w:ascii="Arial" w:cs="Arial" w:eastAsia="Arial" w:hAnsi="Arial"/>
@@ -1835,7 +1888,7 @@
         </w:rPr>
         <w:t xml:space="preserve">). To view a copy of this license, visit </w:t>
       </w:r>
-      <w:hyperlink w:history="1" r:id="rIdktopwymdj8jpzkzhun-ub">
+      <w:hyperlink w:history="1" r:id="rIdnvgo8ky3ravmqb_ke5gsr">
         <w:r>
           <w:rPr>
             <w:rFonts w:ascii="Arial" w:cs="Arial" w:eastAsia="Arial" w:hAnsi="Arial"/>

--- a/data/outputs/v2/Core_Mathematics/SS2.3_Rotation/Core_Mathematics_Rotation_SummaryTable.docx
+++ b/data/outputs/v2/Core_Mathematics/SS2.3_Rotation/Core_Mathematics_Rotation_SummaryTable.docx
@@ -1848,7 +1848,7 @@
         </w:rPr>
         <w:t xml:space="preserve">© 2026 SeaVuria and ARES. This work is licensed under a </w:t>
       </w:r>
-      <w:hyperlink w:history="1" r:id="rIdww4ue4xwyhuw2pdgzlacc">
+      <w:hyperlink w:history="1" r:id="rIdntfes0d0mtxg_wsd36cog">
         <w:r>
           <w:rPr>
             <w:rFonts w:ascii="Arial" w:cs="Arial" w:eastAsia="Arial" w:hAnsi="Arial"/>
@@ -1868,7 +1868,7 @@
         </w:rPr>
         <w:t xml:space="preserve"> (</w:t>
       </w:r>
-      <w:hyperlink w:history="1" r:id="rId_habaue7cin4j93kobrto">
+      <w:hyperlink w:history="1" r:id="rIdhgouj0ryw9k6fw6e_8z4z">
         <w:r>
           <w:rPr>
             <w:rFonts w:ascii="Arial" w:cs="Arial" w:eastAsia="Arial" w:hAnsi="Arial"/>
@@ -1888,7 +1888,7 @@
         </w:rPr>
         <w:t xml:space="preserve">). To view a copy of this license, visit </w:t>
       </w:r>
-      <w:hyperlink w:history="1" r:id="rIdnvgo8ky3ravmqb_ke5gsr">
+      <w:hyperlink w:history="1" r:id="rIdmnuze2ynwj9z9zew-et0w">
         <w:r>
           <w:rPr>
             <w:rFonts w:ascii="Arial" w:cs="Arial" w:eastAsia="Arial" w:hAnsi="Arial"/>
